--- a/pr-preview/pr-275/variance-covariance-tracked-changes.docx
+++ b/pr-preview/pr-275/variance-covariance-tracked-changes.docx
@@ -16,7 +16,7 @@
       </w:pPr>
       <w:del w:id="1" w:author="PR Preview" w:date="2026-01-01T00:00:00Z">
         <w:r>
-          <w:delText xml:space="preserve">Last modified: 2026-10-26 23:43:51 (PDT)</w:delText>
+          <w:delText xml:space="preserve">Last modified: 2026-10-27 10:52:35 (PDT)</w:delText>
         </w:r>
       </w:del>
     </w:p>
@@ -26,7 +26,7 @@
       </w:pPr>
       <w:ins w:id="2" w:author="PR Preview" w:date="2026-01-01T00:00:00Z">
         <w:r>
-          <w:t xml:space="preserve">Last modified: 2026-10-27 01:53:32 (PDT)</w:t>
+          <w:t xml:space="preserve">Last modified: 2026-10-28 11:04:51 (PDT)</w:t>
         </w:r>
       </w:ins>
     </w:p>
@@ -382,7 +382,11 @@
         </m:oMathParaPr>
         <m:oMath>
           <m:r>
-            <m:t>δ</m:t>
+            <m:rPr>
+              <m:scr m:val="double-struck"/>
+              <m:sty m:val="p"/>
+            </m:rPr>
+            <m:t>d</m:t>
           </m:r>
           <m:r>
             <m:rPr>
@@ -485,7 +489,11 @@
         </m:oMathParaPr>
         <m:oMath>
           <m:r>
-            <m:t>δ</m:t>
+            <m:rPr>
+              <m:scr m:val="double-struck"/>
+              <m:sty m:val="p"/>
+            </m:rPr>
+            <m:t>d</m:t>
           </m:r>
           <m:r>
             <m:rPr>
@@ -629,7 +637,11 @@
       </w:r>
       <m:oMath>
         <m:r>
-          <m:t>δ</m:t>
+          <m:rPr>
+            <m:scr m:val="double-struck"/>
+            <m:sty m:val="p"/>
+          </m:rPr>
+          <m:t>d</m:t>
         </m:r>
         <m:r>
           <m:rPr>
@@ -860,7 +872,11 @@
       </w:r>
       <m:oMath>
         <m:r>
-          <m:t>δ</m:t>
+          <m:rPr>
+            <m:scr m:val="double-struck"/>
+            <m:sty m:val="p"/>
+          </m:rPr>
+          <m:t>d</m:t>
         </m:r>
         <m:r>
           <m:rPr>
@@ -1143,7 +1159,11 @@
           <m:eqArr>
             <m:e>
               <m:r>
-                <m:t>δ</m:t>
+                <m:rPr>
+                  <m:scr m:val="double-struck"/>
+                  <m:sty m:val="p"/>
+                </m:rPr>
+                <m:t>d</m:t>
               </m:r>
               <m:r>
                 <m:rPr>
@@ -1249,7 +1269,11 @@
           <m:eqArr>
             <m:e>
               <m:r>
-                <m:t>δ</m:t>
+                <m:rPr>
+                  <m:scr m:val="double-struck"/>
+                  <m:sty m:val="p"/>
+                </m:rPr>
+                <m:t>d</m:t>
               </m:r>
               <m:r>
                 <m:rPr>
@@ -3140,7 +3164,11 @@
                 <m:t>[</m:t>
               </m:r>
               <m:r>
-                <m:t>δ</m:t>
+                <m:rPr>
+                  <m:scr m:val="double-struck"/>
+                  <m:sty m:val="p"/>
+                </m:rPr>
+                <m:t>d</m:t>
               </m:r>
               <m:r>
                 <m:rPr>
@@ -3339,7 +3367,11 @@
       </w:r>
       <m:oMath>
         <m:r>
-          <m:t>δ</m:t>
+          <m:rPr>
+            <m:scr m:val="double-struck"/>
+            <m:sty m:val="p"/>
+          </m:rPr>
+          <m:t>d</m:t>
         </m:r>
         <m:r>
           <m:rPr>
@@ -3473,7 +3505,11 @@
                 <m:t>[</m:t>
               </m:r>
               <m:r>
-                <m:t>δ</m:t>
+                <m:rPr>
+                  <m:scr m:val="double-struck"/>
+                  <m:sty m:val="p"/>
+                </m:rPr>
+                <m:t>d</m:t>
               </m:r>
               <m:r>
                 <m:rPr>
@@ -3638,7 +3674,11 @@
       </w:r>
       <m:oMath>
         <m:r>
-          <m:t>δ</m:t>
+          <m:rPr>
+            <m:scr m:val="double-struck"/>
+            <m:sty m:val="p"/>
+          </m:rPr>
+          <m:t>d</m:t>
         </m:r>
         <m:r>
           <m:rPr>
@@ -4044,7 +4084,11 @@
                     <m:t>[</m:t>
                   </m:r>
                   <m:r>
-                    <m:t>δ</m:t>
+                    <m:rPr>
+                      <m:scr m:val="double-struck"/>
+                      <m:sty m:val="p"/>
+                    </m:rPr>
+                    <m:t>d</m:t>
                   </m:r>
                   <m:r>
                     <m:rPr>
